--- a/DBMS/Avdhut Madhavi TU3S2627005 C-60 DBMS EXP3.docx
+++ b/DBMS/Avdhut Madhavi TU3S2627005 C-60 DBMS EXP3.docx
@@ -423,7 +423,21 @@
           <w:sz w:val="24"/>
           <w:szCs w:val="24"/>
         </w:rPr>
-        <w:t>To perform practical operations using basic SQL retrieval statements, restrict data using the WHERE clause, and apply built-in functions on the Population Management System database</w:t>
+        <w:t>To perform practical operations using basic SQL retrieval statements, restrict data using the WHERE clause, and apply built-in functions on the</w:t>
+      </w:r>
+      <w:r>
+        <w:rPr>
+          <w:sz w:val="24"/>
+          <w:szCs w:val="24"/>
+        </w:rPr>
+        <w:t xml:space="preserve"> </w:t>
+      </w:r>
+      <w:r>
+        <w:rPr>
+          <w:sz w:val="24"/>
+          <w:szCs w:val="24"/>
+        </w:rPr>
+        <w:t>Cinema Ticket Booking System database (cinema_db)</w:t>
       </w:r>
       <w:r>
         <w:rPr>
@@ -509,6 +523,9 @@
         <w:jc w:val="both"/>
       </w:pPr>
       <w:r>
+        <w:rPr>
+          <w:noProof/>
+        </w:rPr>
         <w:drawing>
           <wp:inline distT="0" distB="0" distL="0" distR="0" wp14:anchorId="5AA2210E" wp14:editId="06B77FCE">
             <wp:extent cx="4711942" cy="1759040"/>
@@ -632,6 +649,7 @@
           <w:b/>
           <w:bCs/>
         </w:rPr>
+        <w:lastRenderedPageBreak/>
         <w:t xml:space="preserve">    </w:t>
       </w:r>
     </w:p>
@@ -643,24 +661,7 @@
         <w:jc w:val="both"/>
       </w:pPr>
       <w:r>
-        <w:lastRenderedPageBreak/>
-        <w:t xml:space="preserve">SELECT </w:t>
-      </w:r>
-      <w:proofErr w:type="spellStart"/>
-      <w:r>
-        <w:t>customer_id</w:t>
-      </w:r>
-      <w:proofErr w:type="spellEnd"/>
-      <w:r>
-        <w:t xml:space="preserve">, </w:t>
-      </w:r>
-      <w:proofErr w:type="spellStart"/>
-      <w:r>
-        <w:t>customer_name</w:t>
-      </w:r>
-      <w:proofErr w:type="spellEnd"/>
-      <w:r>
-        <w:t>, city, email</w:t>
+        <w:t>SELECT customer_id, customer_name, city, email</w:t>
       </w:r>
     </w:p>
     <w:p>
@@ -705,6 +706,7 @@
         <w:rPr>
           <w:b/>
           <w:bCs/>
+          <w:noProof/>
           <w:sz w:val="24"/>
           <w:szCs w:val="24"/>
         </w:rPr>
@@ -890,6 +892,9 @@
         <w:jc w:val="both"/>
       </w:pPr>
       <w:r>
+        <w:rPr>
+          <w:noProof/>
+        </w:rPr>
         <w:drawing>
           <wp:inline distT="0" distB="0" distL="0" distR="0" wp14:anchorId="1D62EE53" wp14:editId="5CAD893A">
             <wp:extent cx="1378021" cy="1390721"/>
@@ -1039,23 +1044,7 @@
         <w:jc w:val="both"/>
       </w:pPr>
       <w:r>
-        <w:t xml:space="preserve">SELECT </w:t>
-      </w:r>
-      <w:proofErr w:type="spellStart"/>
-      <w:r>
-        <w:t>customer_id</w:t>
-      </w:r>
-      <w:proofErr w:type="spellEnd"/>
-      <w:r>
-        <w:t xml:space="preserve">, </w:t>
-      </w:r>
-      <w:proofErr w:type="spellStart"/>
-      <w:r>
-        <w:t>customer_name</w:t>
-      </w:r>
-      <w:proofErr w:type="spellEnd"/>
-      <w:r>
-        <w:t>, city</w:t>
+        <w:t>SELECT customer_id, customer_name, city</w:t>
       </w:r>
     </w:p>
     <w:p>
@@ -1077,33 +1066,28 @@
         <w:jc w:val="both"/>
       </w:pPr>
       <w:r>
-        <w:t xml:space="preserve">WHERE </w:t>
-      </w:r>
-      <w:proofErr w:type="spellStart"/>
-      <w:r>
-        <w:t>customer_id</w:t>
-      </w:r>
-      <w:proofErr w:type="spellEnd"/>
-      <w:r>
-        <w:t xml:space="preserve"> &gt; 602;</w:t>
-      </w:r>
-    </w:p>
-    <w:p>
-      <w:pPr>
-        <w:tabs>
-          <w:tab w:val="left" w:pos="2163"/>
-        </w:tabs>
-        <w:jc w:val="both"/>
-      </w:pPr>
-    </w:p>
-    <w:p>
-      <w:pPr>
-        <w:tabs>
-          <w:tab w:val="left" w:pos="2163"/>
-        </w:tabs>
-        <w:jc w:val="both"/>
-      </w:pPr>
-      <w:r>
+        <w:t>WHERE customer_id &gt; 602;</w:t>
+      </w:r>
+    </w:p>
+    <w:p>
+      <w:pPr>
+        <w:tabs>
+          <w:tab w:val="left" w:pos="2163"/>
+        </w:tabs>
+        <w:jc w:val="both"/>
+      </w:pPr>
+    </w:p>
+    <w:p>
+      <w:pPr>
+        <w:tabs>
+          <w:tab w:val="left" w:pos="2163"/>
+        </w:tabs>
+        <w:jc w:val="both"/>
+      </w:pPr>
+      <w:r>
+        <w:rPr>
+          <w:noProof/>
+        </w:rPr>
         <w:drawing>
           <wp:inline distT="0" distB="0" distL="0" distR="0" wp14:anchorId="287C5A55" wp14:editId="7BE3E27F">
             <wp:extent cx="3092609" cy="1276416"/>
@@ -1240,7 +1224,6 @@
           <w:b/>
           <w:bCs/>
         </w:rPr>
-        <w:lastRenderedPageBreak/>
         <w:t xml:space="preserve">5. </w:t>
       </w:r>
       <w:r>
@@ -1272,23 +1255,7 @@
         <w:jc w:val="both"/>
       </w:pPr>
       <w:r>
-        <w:t xml:space="preserve">SELECT </w:t>
-      </w:r>
-      <w:proofErr w:type="spellStart"/>
-      <w:r>
-        <w:t>customer_id</w:t>
-      </w:r>
-      <w:proofErr w:type="spellEnd"/>
-      <w:r>
-        <w:t xml:space="preserve">, </w:t>
-      </w:r>
-      <w:proofErr w:type="spellStart"/>
-      <w:r>
-        <w:t>customer_name</w:t>
-      </w:r>
-      <w:proofErr w:type="spellEnd"/>
-      <w:r>
-        <w:t>, city</w:t>
+        <w:t>SELECT customer_id, customer_name, city</w:t>
       </w:r>
     </w:p>
     <w:p>
@@ -1310,42 +1277,35 @@
         <w:jc w:val="both"/>
       </w:pPr>
       <w:r>
-        <w:t xml:space="preserve">WHERE </w:t>
-      </w:r>
-      <w:proofErr w:type="spellStart"/>
-      <w:r>
-        <w:t>customer_id</w:t>
-      </w:r>
-      <w:proofErr w:type="spellEnd"/>
-      <w:r>
-        <w:t xml:space="preserve"> BETWEEN 601 AND 604;</w:t>
-      </w:r>
-    </w:p>
-    <w:p>
-      <w:pPr>
-        <w:tabs>
-          <w:tab w:val="left" w:pos="2163"/>
-        </w:tabs>
-        <w:jc w:val="both"/>
-      </w:pPr>
-    </w:p>
-    <w:p>
-      <w:pPr>
-        <w:tabs>
-          <w:tab w:val="left" w:pos="2163"/>
-        </w:tabs>
-        <w:jc w:val="both"/>
-        <w:rPr>
-          <w:b/>
-          <w:bCs/>
-          <w:sz w:val="24"/>
-          <w:szCs w:val="24"/>
-        </w:rPr>
-      </w:pPr>
-      <w:r>
-        <w:rPr>
-          <w:b/>
-          <w:bCs/>
+        <w:t>WHERE customer_id BETWEEN 601 AND 604;</w:t>
+      </w:r>
+    </w:p>
+    <w:p>
+      <w:pPr>
+        <w:tabs>
+          <w:tab w:val="left" w:pos="2163"/>
+        </w:tabs>
+        <w:jc w:val="both"/>
+      </w:pPr>
+    </w:p>
+    <w:p>
+      <w:pPr>
+        <w:tabs>
+          <w:tab w:val="left" w:pos="2163"/>
+        </w:tabs>
+        <w:jc w:val="both"/>
+        <w:rPr>
+          <w:b/>
+          <w:bCs/>
+          <w:sz w:val="24"/>
+          <w:szCs w:val="24"/>
+        </w:rPr>
+      </w:pPr>
+      <w:r>
+        <w:rPr>
+          <w:b/>
+          <w:bCs/>
+          <w:noProof/>
           <w:sz w:val="24"/>
           <w:szCs w:val="24"/>
         </w:rPr>
@@ -1485,39 +1445,7 @@
           <w:sz w:val="24"/>
           <w:szCs w:val="24"/>
         </w:rPr>
-        <w:t xml:space="preserve">SELECT </w:t>
-      </w:r>
-      <w:proofErr w:type="spellStart"/>
-      <w:r>
-        <w:rPr>
-          <w:sz w:val="24"/>
-          <w:szCs w:val="24"/>
-        </w:rPr>
-        <w:t>customer_id</w:t>
-      </w:r>
-      <w:proofErr w:type="spellEnd"/>
-      <w:r>
-        <w:rPr>
-          <w:sz w:val="24"/>
-          <w:szCs w:val="24"/>
-        </w:rPr>
-        <w:t xml:space="preserve">, </w:t>
-      </w:r>
-      <w:proofErr w:type="spellStart"/>
-      <w:r>
-        <w:rPr>
-          <w:sz w:val="24"/>
-          <w:szCs w:val="24"/>
-        </w:rPr>
-        <w:t>customer_name</w:t>
-      </w:r>
-      <w:proofErr w:type="spellEnd"/>
-      <w:r>
-        <w:rPr>
-          <w:sz w:val="24"/>
-          <w:szCs w:val="24"/>
-        </w:rPr>
-        <w:t>, city</w:t>
+        <w:t>SELECT customer_id, customer_name, city</w:t>
       </w:r>
     </w:p>
     <w:p>
@@ -1583,6 +1511,7 @@
       </w:pPr>
       <w:r>
         <w:rPr>
+          <w:noProof/>
           <w:sz w:val="24"/>
           <w:szCs w:val="24"/>
         </w:rPr>
@@ -1734,21 +1663,8 @@
         <w:jc w:val="both"/>
       </w:pPr>
       <w:r>
-        <w:t xml:space="preserve">SELECT </w:t>
-      </w:r>
-      <w:proofErr w:type="spellStart"/>
-      <w:r>
-        <w:t>customer_id</w:t>
-      </w:r>
-      <w:proofErr w:type="spellEnd"/>
-      <w:r>
-        <w:t xml:space="preserve">, </w:t>
-      </w:r>
-      <w:proofErr w:type="spellStart"/>
-      <w:r>
-        <w:t>customer_name</w:t>
-      </w:r>
-      <w:proofErr w:type="spellEnd"/>
+        <w:t>SELECT customer_id, customer_name</w:t>
+      </w:r>
     </w:p>
     <w:p>
       <w:pPr>
@@ -1777,15 +1693,7 @@
         </w:rPr>
       </w:pPr>
       <w:r>
-        <w:t xml:space="preserve">WHERE </w:t>
-      </w:r>
-      <w:proofErr w:type="spellStart"/>
-      <w:r>
-        <w:t>customer_name</w:t>
-      </w:r>
-      <w:proofErr w:type="spellEnd"/>
-      <w:r>
-        <w:t xml:space="preserve"> LIKE 'R%';</w:t>
+        <w:t>WHERE customer_name LIKE 'R%';</w:t>
       </w:r>
     </w:p>
     <w:p>
@@ -1965,65 +1873,32 @@
           <w:b/>
           <w:bCs/>
         </w:rPr>
-        <w:lastRenderedPageBreak/>
-        <w:t xml:space="preserve">8. Use logical operators AND </w:t>
-      </w:r>
-      <w:proofErr w:type="spellStart"/>
-      <w:r>
-        <w:rPr>
-          <w:b/>
-          <w:bCs/>
-        </w:rPr>
-        <w:t>and</w:t>
-      </w:r>
-      <w:proofErr w:type="spellEnd"/>
-      <w:r>
-        <w:rPr>
-          <w:b/>
-          <w:bCs/>
-        </w:rPr>
-        <w:t xml:space="preserve"> OR</w:t>
-      </w:r>
-    </w:p>
-    <w:p>
-      <w:pPr>
-        <w:tabs>
-          <w:tab w:val="left" w:pos="2163"/>
-        </w:tabs>
-        <w:jc w:val="both"/>
-        <w:rPr>
-          <w:b/>
-          <w:bCs/>
-          <w:sz w:val="24"/>
-          <w:szCs w:val="24"/>
-        </w:rPr>
-      </w:pPr>
-    </w:p>
-    <w:p>
-      <w:pPr>
-        <w:tabs>
-          <w:tab w:val="left" w:pos="2163"/>
-        </w:tabs>
-        <w:jc w:val="both"/>
-      </w:pPr>
-      <w:r>
-        <w:t xml:space="preserve">SELECT </w:t>
-      </w:r>
-      <w:proofErr w:type="spellStart"/>
-      <w:r>
-        <w:t>customer_id</w:t>
-      </w:r>
-      <w:proofErr w:type="spellEnd"/>
-      <w:r>
-        <w:t xml:space="preserve">, </w:t>
-      </w:r>
-      <w:proofErr w:type="spellStart"/>
-      <w:r>
-        <w:t>customer_name</w:t>
-      </w:r>
-      <w:proofErr w:type="spellEnd"/>
-      <w:r>
-        <w:t>, city</w:t>
+        <w:t>8. Use logical operators AND and OR</w:t>
+      </w:r>
+    </w:p>
+    <w:p>
+      <w:pPr>
+        <w:tabs>
+          <w:tab w:val="left" w:pos="2163"/>
+        </w:tabs>
+        <w:jc w:val="both"/>
+        <w:rPr>
+          <w:b/>
+          <w:bCs/>
+          <w:sz w:val="24"/>
+          <w:szCs w:val="24"/>
+        </w:rPr>
+      </w:pPr>
+    </w:p>
+    <w:p>
+      <w:pPr>
+        <w:tabs>
+          <w:tab w:val="left" w:pos="2163"/>
+        </w:tabs>
+        <w:jc w:val="both"/>
+      </w:pPr>
+      <w:r>
+        <w:t>SELECT customer_id, customer_name, city</w:t>
       </w:r>
     </w:p>
     <w:p>
@@ -2064,15 +1939,7 @@
         </w:rPr>
       </w:pPr>
       <w:r>
-        <w:t xml:space="preserve">AND </w:t>
-      </w:r>
-      <w:proofErr w:type="spellStart"/>
-      <w:r>
-        <w:t>customer_id</w:t>
-      </w:r>
-      <w:proofErr w:type="spellEnd"/>
-      <w:r>
-        <w:t xml:space="preserve"> &gt; 601;</w:t>
+        <w:t>AND customer_id &gt; 601;</w:t>
       </w:r>
     </w:p>
     <w:p>
@@ -2252,23 +2119,7 @@
         <w:jc w:val="both"/>
       </w:pPr>
       <w:r>
-        <w:t xml:space="preserve">SELECT </w:t>
-      </w:r>
-      <w:proofErr w:type="spellStart"/>
-      <w:r>
-        <w:t>customer_id</w:t>
-      </w:r>
-      <w:proofErr w:type="spellEnd"/>
-      <w:r>
-        <w:t xml:space="preserve">, </w:t>
-      </w:r>
-      <w:proofErr w:type="spellStart"/>
-      <w:r>
-        <w:t>customer_name</w:t>
-      </w:r>
-      <w:proofErr w:type="spellEnd"/>
-      <w:r>
-        <w:t>, city</w:t>
+        <w:t>SELECT customer_id, customer_name, city</w:t>
       </w:r>
     </w:p>
     <w:p>
@@ -2318,6 +2169,7 @@
         <w:rPr>
           <w:b/>
           <w:bCs/>
+          <w:noProof/>
           <w:sz w:val="24"/>
           <w:szCs w:val="24"/>
         </w:rPr>
@@ -2471,23 +2323,7 @@
         <w:jc w:val="both"/>
       </w:pPr>
       <w:r>
-        <w:t xml:space="preserve">SELECT </w:t>
-      </w:r>
-      <w:proofErr w:type="spellStart"/>
-      <w:r>
-        <w:t>customer_id</w:t>
-      </w:r>
-      <w:proofErr w:type="spellEnd"/>
-      <w:r>
-        <w:t xml:space="preserve">, </w:t>
-      </w:r>
-      <w:proofErr w:type="spellStart"/>
-      <w:r>
-        <w:t>customer_name</w:t>
-      </w:r>
-      <w:proofErr w:type="spellEnd"/>
-      <w:r>
-        <w:t>, city</w:t>
+        <w:t>SELECT customer_id, customer_name, city</w:t>
       </w:r>
     </w:p>
     <w:p>
@@ -2517,15 +2353,7 @@
         </w:rPr>
       </w:pPr>
       <w:r>
-        <w:t xml:space="preserve">ORDER BY </w:t>
-      </w:r>
-      <w:proofErr w:type="spellStart"/>
-      <w:r>
-        <w:t>customer_id</w:t>
-      </w:r>
-      <w:proofErr w:type="spellEnd"/>
-      <w:r>
-        <w:t xml:space="preserve"> ASC;</w:t>
+        <w:t>ORDER BY customer_id ASC;</w:t>
       </w:r>
     </w:p>
     <w:p>
@@ -2733,23 +2561,42 @@
           <w:sz w:val="24"/>
           <w:szCs w:val="24"/>
         </w:rPr>
+        <w:t xml:space="preserve">    customer_name,</w:t>
+      </w:r>
+    </w:p>
+    <w:p>
+      <w:pPr>
+        <w:tabs>
+          <w:tab w:val="left" w:pos="2163"/>
+        </w:tabs>
+        <w:jc w:val="both"/>
+        <w:rPr>
+          <w:sz w:val="24"/>
+          <w:szCs w:val="24"/>
+        </w:rPr>
+      </w:pPr>
+      <w:r>
+        <w:rPr>
+          <w:sz w:val="24"/>
+          <w:szCs w:val="24"/>
+        </w:rPr>
         <w:t xml:space="preserve">    </w:t>
       </w:r>
-      <w:proofErr w:type="spellStart"/>
-      <w:r>
-        <w:rPr>
-          <w:sz w:val="24"/>
-          <w:szCs w:val="24"/>
-        </w:rPr>
-        <w:t>customer_name</w:t>
-      </w:r>
-      <w:proofErr w:type="spellEnd"/>
-      <w:r>
-        <w:rPr>
-          <w:sz w:val="24"/>
-          <w:szCs w:val="24"/>
-        </w:rPr>
-        <w:t>,</w:t>
+      <w:proofErr w:type="gramStart"/>
+      <w:r>
+        <w:rPr>
+          <w:sz w:val="24"/>
+          <w:szCs w:val="24"/>
+        </w:rPr>
+        <w:t>UPPER(</w:t>
+      </w:r>
+      <w:proofErr w:type="gramEnd"/>
+      <w:r>
+        <w:rPr>
+          <w:sz w:val="24"/>
+          <w:szCs w:val="24"/>
+        </w:rPr>
+        <w:t>customer_name) AS uppercase_name,</w:t>
       </w:r>
     </w:p>
     <w:p>
@@ -2776,40 +2623,15 @@
           <w:sz w:val="24"/>
           <w:szCs w:val="24"/>
         </w:rPr>
-        <w:t>UPPER(</w:t>
-      </w:r>
-      <w:proofErr w:type="spellStart"/>
+        <w:t>LOWER(</w:t>
+      </w:r>
       <w:proofErr w:type="gramEnd"/>
       <w:r>
         <w:rPr>
           <w:sz w:val="24"/>
           <w:szCs w:val="24"/>
         </w:rPr>
-        <w:t>customer_name</w:t>
-      </w:r>
-      <w:proofErr w:type="spellEnd"/>
-      <w:r>
-        <w:rPr>
-          <w:sz w:val="24"/>
-          <w:szCs w:val="24"/>
-        </w:rPr>
-        <w:t xml:space="preserve">) AS </w:t>
-      </w:r>
-      <w:proofErr w:type="spellStart"/>
-      <w:r>
-        <w:rPr>
-          <w:sz w:val="24"/>
-          <w:szCs w:val="24"/>
-        </w:rPr>
-        <w:t>uppercase_name</w:t>
-      </w:r>
-      <w:proofErr w:type="spellEnd"/>
-      <w:r>
-        <w:rPr>
-          <w:sz w:val="24"/>
-          <w:szCs w:val="24"/>
-        </w:rPr>
-        <w:t>,</w:t>
+        <w:t>customer_name) AS lowercase_name,</w:t>
       </w:r>
     </w:p>
     <w:p>
@@ -2836,94 +2658,16 @@
           <w:sz w:val="24"/>
           <w:szCs w:val="24"/>
         </w:rPr>
-        <w:t>LOWER(</w:t>
-      </w:r>
-      <w:proofErr w:type="spellStart"/>
+        <w:t>LENGTH(</w:t>
+      </w:r>
       <w:proofErr w:type="gramEnd"/>
       <w:r>
         <w:rPr>
           <w:sz w:val="24"/>
           <w:szCs w:val="24"/>
         </w:rPr>
-        <w:t>customer_name</w:t>
-      </w:r>
-      <w:proofErr w:type="spellEnd"/>
-      <w:r>
-        <w:rPr>
-          <w:sz w:val="24"/>
-          <w:szCs w:val="24"/>
-        </w:rPr>
-        <w:t xml:space="preserve">) AS </w:t>
-      </w:r>
-      <w:proofErr w:type="spellStart"/>
-      <w:r>
-        <w:rPr>
-          <w:sz w:val="24"/>
-          <w:szCs w:val="24"/>
-        </w:rPr>
-        <w:t>lowercase_name</w:t>
-      </w:r>
-      <w:proofErr w:type="spellEnd"/>
-      <w:r>
-        <w:rPr>
-          <w:sz w:val="24"/>
-          <w:szCs w:val="24"/>
-        </w:rPr>
-        <w:t>,</w:t>
-      </w:r>
-    </w:p>
-    <w:p>
-      <w:pPr>
-        <w:tabs>
-          <w:tab w:val="left" w:pos="2163"/>
-        </w:tabs>
-        <w:jc w:val="both"/>
-        <w:rPr>
-          <w:sz w:val="24"/>
-          <w:szCs w:val="24"/>
-        </w:rPr>
-      </w:pPr>
-      <w:r>
-        <w:rPr>
-          <w:sz w:val="24"/>
-          <w:szCs w:val="24"/>
-        </w:rPr>
-        <w:t xml:space="preserve">    </w:t>
-      </w:r>
-      <w:proofErr w:type="gramStart"/>
-      <w:r>
-        <w:rPr>
-          <w:sz w:val="24"/>
-          <w:szCs w:val="24"/>
-        </w:rPr>
-        <w:t>LENGTH(</w:t>
-      </w:r>
-      <w:proofErr w:type="spellStart"/>
-      <w:proofErr w:type="gramEnd"/>
-      <w:r>
-        <w:rPr>
-          <w:sz w:val="24"/>
-          <w:szCs w:val="24"/>
-        </w:rPr>
-        <w:t>customer_name</w:t>
-      </w:r>
-      <w:proofErr w:type="spellEnd"/>
-      <w:r>
-        <w:rPr>
-          <w:sz w:val="24"/>
-          <w:szCs w:val="24"/>
-        </w:rPr>
-        <w:t xml:space="preserve">) AS </w:t>
-      </w:r>
-      <w:proofErr w:type="spellStart"/>
-      <w:r>
-        <w:rPr>
-          <w:sz w:val="24"/>
-          <w:szCs w:val="24"/>
-        </w:rPr>
-        <w:t>name_length</w:t>
-      </w:r>
-      <w:proofErr w:type="spellEnd"/>
+        <w:t>customer_name) AS name_length</w:t>
+      </w:r>
     </w:p>
     <w:p>
       <w:pPr>
@@ -2969,6 +2713,7 @@
       </w:pPr>
       <w:r>
         <w:rPr>
+          <w:noProof/>
           <w:sz w:val="24"/>
           <w:szCs w:val="24"/>
         </w:rPr>
@@ -3111,15 +2856,26 @@
         <w:jc w:val="both"/>
       </w:pPr>
       <w:r>
+        <w:t xml:space="preserve">    ticket_price,</w:t>
+      </w:r>
+    </w:p>
+    <w:p>
+      <w:pPr>
+        <w:tabs>
+          <w:tab w:val="left" w:pos="2163"/>
+        </w:tabs>
+        <w:jc w:val="both"/>
+      </w:pPr>
+      <w:r>
         <w:t xml:space="preserve">    </w:t>
       </w:r>
-      <w:proofErr w:type="spellStart"/>
-      <w:r>
-        <w:t>ticket_price</w:t>
-      </w:r>
-      <w:proofErr w:type="spellEnd"/>
-      <w:r>
-        <w:t>,</w:t>
+      <w:proofErr w:type="gramStart"/>
+      <w:r>
+        <w:t>ROUND(</w:t>
+      </w:r>
+      <w:proofErr w:type="gramEnd"/>
+      <w:r>
+        <w:t>ticket_price / 3, 2) AS divided_price,</w:t>
       </w:r>
     </w:p>
     <w:p>
@@ -3134,54 +2890,12 @@
       </w:r>
       <w:proofErr w:type="gramStart"/>
       <w:r>
-        <w:t>ROUND(</w:t>
-      </w:r>
-      <w:proofErr w:type="spellStart"/>
+        <w:t>MOD(</w:t>
+      </w:r>
       <w:proofErr w:type="gramEnd"/>
       <w:r>
-        <w:t>ticket_price</w:t>
-      </w:r>
-      <w:proofErr w:type="spellEnd"/>
-      <w:r>
-        <w:t xml:space="preserve"> / 3, 2) AS </w:t>
-      </w:r>
-      <w:proofErr w:type="spellStart"/>
-      <w:r>
-        <w:t>divided_price</w:t>
-      </w:r>
-      <w:proofErr w:type="spellEnd"/>
-      <w:r>
-        <w:t>,</w:t>
-      </w:r>
-    </w:p>
-    <w:p>
-      <w:pPr>
-        <w:tabs>
-          <w:tab w:val="left" w:pos="2163"/>
-        </w:tabs>
-        <w:jc w:val="both"/>
-      </w:pPr>
-      <w:r>
-        <w:t xml:space="preserve">    </w:t>
-      </w:r>
-      <w:proofErr w:type="gramStart"/>
-      <w:r>
-        <w:t>MOD(</w:t>
-      </w:r>
-      <w:proofErr w:type="spellStart"/>
-      <w:proofErr w:type="gramEnd"/>
-      <w:r>
-        <w:t>ticket_price</w:t>
-      </w:r>
-      <w:proofErr w:type="spellEnd"/>
-      <w:r>
-        <w:t xml:space="preserve">, 2) AS </w:t>
-      </w:r>
-      <w:proofErr w:type="spellStart"/>
-      <w:r>
-        <w:t>price_remainder</w:t>
-      </w:r>
-      <w:proofErr w:type="spellEnd"/>
+        <w:t>ticket_price, 2) AS price_remainder</w:t>
+      </w:r>
     </w:p>
     <w:p>
       <w:pPr>
@@ -3219,6 +2933,7 @@
         <w:rPr>
           <w:b/>
           <w:bCs/>
+          <w:noProof/>
           <w:sz w:val="24"/>
           <w:szCs w:val="24"/>
         </w:rPr>
@@ -3403,34 +3118,18 @@
         <w:jc w:val="both"/>
       </w:pPr>
       <w:r>
-        <w:t xml:space="preserve">    </w:t>
-      </w:r>
-      <w:proofErr w:type="spellStart"/>
-      <w:r>
-        <w:t>show_id</w:t>
-      </w:r>
-      <w:proofErr w:type="spellEnd"/>
-      <w:r>
-        <w:t>,</w:t>
-      </w:r>
-    </w:p>
-    <w:p>
-      <w:pPr>
-        <w:tabs>
-          <w:tab w:val="left" w:pos="2163"/>
-        </w:tabs>
-        <w:jc w:val="both"/>
-      </w:pPr>
-      <w:r>
-        <w:t xml:space="preserve">    </w:t>
-      </w:r>
-      <w:proofErr w:type="spellStart"/>
-      <w:r>
-        <w:t>show_date</w:t>
-      </w:r>
-      <w:proofErr w:type="spellEnd"/>
-      <w:r>
-        <w:t>,</w:t>
+        <w:t xml:space="preserve">    show_id,</w:t>
+      </w:r>
+    </w:p>
+    <w:p>
+      <w:pPr>
+        <w:tabs>
+          <w:tab w:val="left" w:pos="2163"/>
+        </w:tabs>
+        <w:jc w:val="both"/>
+      </w:pPr>
+      <w:r>
+        <w:t xml:space="preserve">    show_date,</w:t>
       </w:r>
     </w:p>
     <w:p>
@@ -3447,22 +3146,9 @@
       <w:r>
         <w:t>ADD(</w:t>
       </w:r>
-      <w:proofErr w:type="spellStart"/>
       <w:proofErr w:type="gramEnd"/>
       <w:r>
-        <w:t>show_date</w:t>
-      </w:r>
-      <w:proofErr w:type="spellEnd"/>
-      <w:r>
-        <w:t xml:space="preserve">, INTERVAL 1 MONTH) AS </w:t>
-      </w:r>
-      <w:proofErr w:type="spellStart"/>
-      <w:r>
-        <w:t>next_month_date</w:t>
-      </w:r>
-      <w:proofErr w:type="spellEnd"/>
-      <w:r>
-        <w:t>,</w:t>
+        <w:t>show_date, INTERVAL 1 MONTH) AS next_month_date,</w:t>
       </w:r>
     </w:p>
     <w:p>
@@ -3479,29 +3165,20 @@
       <w:r>
         <w:t>DAY(</w:t>
       </w:r>
-      <w:proofErr w:type="spellStart"/>
       <w:proofErr w:type="gramEnd"/>
       <w:r>
-        <w:t>show_date</w:t>
-      </w:r>
-      <w:proofErr w:type="spellEnd"/>
-      <w:r>
-        <w:t xml:space="preserve">) AS </w:t>
-      </w:r>
-      <w:proofErr w:type="spellStart"/>
-      <w:r>
-        <w:t>month_end</w:t>
-      </w:r>
-      <w:proofErr w:type="spellEnd"/>
-    </w:p>
-    <w:p>
-      <w:pPr>
-        <w:tabs>
-          <w:tab w:val="left" w:pos="2163"/>
-        </w:tabs>
-        <w:jc w:val="both"/>
-      </w:pPr>
-      <w:r>
+        <w:t>show_date) AS month_end</w:t>
+      </w:r>
+    </w:p>
+    <w:p>
+      <w:pPr>
+        <w:tabs>
+          <w:tab w:val="left" w:pos="2163"/>
+        </w:tabs>
+        <w:jc w:val="both"/>
+      </w:pPr>
+      <w:r>
+        <w:lastRenderedPageBreak/>
         <w:t>FROM showtime;</w:t>
       </w:r>
     </w:p>
@@ -3513,7 +3190,9 @@
         <w:jc w:val="both"/>
       </w:pPr>
       <w:r>
-        <w:lastRenderedPageBreak/>
+        <w:rPr>
+          <w:noProof/>
+        </w:rPr>
         <w:drawing>
           <wp:inline distT="0" distB="0" distL="0" distR="0" wp14:anchorId="28F24F4D" wp14:editId="5B2C969F">
             <wp:extent cx="3410125" cy="1333569"/>
@@ -3672,77 +3351,46 @@
         <w:jc w:val="both"/>
       </w:pPr>
       <w:r>
+        <w:t xml:space="preserve">    show_id,</w:t>
+      </w:r>
+    </w:p>
+    <w:p>
+      <w:pPr>
+        <w:tabs>
+          <w:tab w:val="left" w:pos="2163"/>
+        </w:tabs>
+        <w:jc w:val="both"/>
+      </w:pPr>
+      <w:r>
+        <w:t xml:space="preserve">    DATE_</w:t>
+      </w:r>
+      <w:proofErr w:type="gramStart"/>
+      <w:r>
+        <w:t>FORMAT(</w:t>
+      </w:r>
+      <w:proofErr w:type="gramEnd"/>
+      <w:r>
+        <w:t>show_date, '%d-%b-%Y') AS formatted_date,</w:t>
+      </w:r>
+    </w:p>
+    <w:p>
+      <w:pPr>
+        <w:tabs>
+          <w:tab w:val="left" w:pos="2163"/>
+        </w:tabs>
+        <w:jc w:val="both"/>
+      </w:pPr>
+      <w:r>
         <w:t xml:space="preserve">    </w:t>
       </w:r>
-      <w:proofErr w:type="spellStart"/>
-      <w:r>
-        <w:t>show_id</w:t>
-      </w:r>
-      <w:proofErr w:type="spellEnd"/>
-      <w:r>
-        <w:t>,</w:t>
-      </w:r>
-    </w:p>
-    <w:p>
-      <w:pPr>
-        <w:tabs>
-          <w:tab w:val="left" w:pos="2163"/>
-        </w:tabs>
-        <w:jc w:val="both"/>
-      </w:pPr>
-      <w:r>
-        <w:t xml:space="preserve">    DATE_</w:t>
-      </w:r>
       <w:proofErr w:type="gramStart"/>
       <w:r>
-        <w:t>FORMAT(</w:t>
-      </w:r>
-      <w:proofErr w:type="spellStart"/>
+        <w:t>IFNULL(</w:t>
+      </w:r>
       <w:proofErr w:type="gramEnd"/>
       <w:r>
-        <w:t>show_date</w:t>
-      </w:r>
-      <w:proofErr w:type="spellEnd"/>
-      <w:r>
-        <w:t xml:space="preserve">, '%d-%b-%Y') AS </w:t>
-      </w:r>
-      <w:proofErr w:type="spellStart"/>
-      <w:r>
-        <w:t>formatted_date</w:t>
-      </w:r>
-      <w:proofErr w:type="spellEnd"/>
-      <w:r>
-        <w:t>,</w:t>
-      </w:r>
-    </w:p>
-    <w:p>
-      <w:pPr>
-        <w:tabs>
-          <w:tab w:val="left" w:pos="2163"/>
-        </w:tabs>
-        <w:jc w:val="both"/>
-      </w:pPr>
-      <w:r>
-        <w:t xml:space="preserve">    </w:t>
-      </w:r>
-      <w:proofErr w:type="gramStart"/>
-      <w:r>
-        <w:t>IFNULL(</w:t>
-      </w:r>
-      <w:proofErr w:type="spellStart"/>
-      <w:proofErr w:type="gramEnd"/>
-      <w:r>
-        <w:t>show_time</w:t>
-      </w:r>
-      <w:proofErr w:type="spellEnd"/>
-      <w:r>
-        <w:t xml:space="preserve">, 'Not Available') AS </w:t>
-      </w:r>
-      <w:proofErr w:type="spellStart"/>
-      <w:r>
-        <w:t>show_time</w:t>
-      </w:r>
-      <w:proofErr w:type="spellEnd"/>
+        <w:t>show_time, 'Not Available') AS show_time</w:t>
+      </w:r>
     </w:p>
     <w:p>
       <w:pPr>
@@ -3771,6 +3419,9 @@
         <w:jc w:val="both"/>
       </w:pPr>
       <w:r>
+        <w:rPr>
+          <w:noProof/>
+        </w:rPr>
         <w:drawing>
           <wp:inline distT="0" distB="0" distL="0" distR="0" wp14:anchorId="053E95A9" wp14:editId="1940109C">
             <wp:extent cx="3543482" cy="1759040"/>
@@ -4102,6 +3753,7 @@
           <w:sz w:val="24"/>
           <w:szCs w:val="24"/>
         </w:rPr>
+        <w:lastRenderedPageBreak/>
         <w:t>The SELECT statement retrieves data from one or more database tables.</w:t>
       </w:r>
     </w:p>
@@ -4122,18 +3774,8 @@
           <w:b/>
           <w:bCs/>
         </w:rPr>
-        <w:lastRenderedPageBreak/>
-        <w:t xml:space="preserve">SELECT </w:t>
-      </w:r>
-      <w:proofErr w:type="spellStart"/>
-      <w:r>
-        <w:rPr>
-          <w:b/>
-          <w:bCs/>
-        </w:rPr>
-        <w:t>column_name</w:t>
-      </w:r>
-      <w:proofErr w:type="spellEnd"/>
+        <w:t>SELECT column_name</w:t>
+      </w:r>
     </w:p>
     <w:p>
       <w:pPr>
@@ -4152,17 +3794,8 @@
           <w:b/>
           <w:bCs/>
         </w:rPr>
-        <w:t xml:space="preserve">FROM </w:t>
-      </w:r>
-      <w:proofErr w:type="spellStart"/>
-      <w:r>
-        <w:rPr>
-          <w:b/>
-          <w:bCs/>
-        </w:rPr>
-        <w:t>table_name</w:t>
-      </w:r>
-      <w:proofErr w:type="spellEnd"/>
+        <w:t>FROM table_name</w:t>
+      </w:r>
     </w:p>
     <w:p>
       <w:pPr>
@@ -4201,23 +3834,7 @@
           <w:b/>
           <w:bCs/>
         </w:rPr>
-        <w:t xml:space="preserve">ORDER BY </w:t>
-      </w:r>
-      <w:proofErr w:type="spellStart"/>
-      <w:r>
-        <w:rPr>
-          <w:b/>
-          <w:bCs/>
-        </w:rPr>
-        <w:t>column_name</w:t>
-      </w:r>
-      <w:proofErr w:type="spellEnd"/>
-      <w:r>
-        <w:rPr>
-          <w:b/>
-          <w:bCs/>
-        </w:rPr>
-        <w:t>;</w:t>
+        <w:t>ORDER BY column_name;</w:t>
       </w:r>
     </w:p>
     <w:p>
@@ -4576,21 +4193,7 @@
               <w:rPr>
                 <w:lang w:val="en-IN"/>
               </w:rPr>
-              <w:t xml:space="preserve">Default </w:t>
-            </w:r>
-            <w:proofErr w:type="spellStart"/>
-            <w:r>
-              <w:rPr>
-                <w:lang w:val="en-IN"/>
-              </w:rPr>
-              <w:t>behavior</w:t>
-            </w:r>
-            <w:proofErr w:type="spellEnd"/>
-            <w:r>
-              <w:rPr>
-                <w:lang w:val="en-IN"/>
-              </w:rPr>
-              <w:t xml:space="preserve"> when neither keyword is specified.</w:t>
+              <w:t>Default behavior when neither keyword is specified.</w:t>
             </w:r>
           </w:p>
         </w:tc>
@@ -4904,21 +4507,7 @@
         <w:rPr>
           <w:lang w:val="en-IN"/>
         </w:rPr>
-        <w:t xml:space="preserve">AND </w:t>
-      </w:r>
-      <w:proofErr w:type="spellStart"/>
-      <w:r>
-        <w:rPr>
-          <w:lang w:val="en-IN"/>
-        </w:rPr>
-        <w:t>customer_id</w:t>
-      </w:r>
-      <w:proofErr w:type="spellEnd"/>
-      <w:r>
-        <w:rPr>
-          <w:lang w:val="en-IN"/>
-        </w:rPr>
-        <w:t xml:space="preserve"> &gt; 601;</w:t>
+        <w:t>AND customer_id &gt; 601;</w:t>
       </w:r>
     </w:p>
     <w:p>
@@ -5298,7 +4887,6 @@
               </w:rPr>
               <w:t>SUM(</w:t>
             </w:r>
-            <w:proofErr w:type="spellStart"/>
             <w:proofErr w:type="gramEnd"/>
             <w:r>
               <w:rPr>
@@ -5306,16 +4894,7 @@
                 <w:szCs w:val="24"/>
                 <w:lang w:val="en-IN"/>
               </w:rPr>
-              <w:t>ticket_price</w:t>
-            </w:r>
-            <w:proofErr w:type="spellEnd"/>
-            <w:r>
-              <w:rPr>
-                <w:sz w:val="24"/>
-                <w:szCs w:val="24"/>
-                <w:lang w:val="en-IN"/>
-              </w:rPr>
-              <w:t>)</w:t>
+              <w:t>ticket_price)</w:t>
             </w:r>
           </w:p>
         </w:tc>
@@ -5399,7 +4978,6 @@
               </w:rPr>
               <w:t>AVG(</w:t>
             </w:r>
-            <w:proofErr w:type="spellStart"/>
             <w:proofErr w:type="gramEnd"/>
             <w:r>
               <w:rPr>
@@ -5407,16 +4985,7 @@
                 <w:szCs w:val="24"/>
                 <w:lang w:val="en-IN"/>
               </w:rPr>
-              <w:t>ticket_price</w:t>
-            </w:r>
-            <w:proofErr w:type="spellEnd"/>
-            <w:r>
-              <w:rPr>
-                <w:sz w:val="24"/>
-                <w:szCs w:val="24"/>
-                <w:lang w:val="en-IN"/>
-              </w:rPr>
-              <w:t>)</w:t>
+              <w:t>ticket_price)</w:t>
             </w:r>
           </w:p>
         </w:tc>
@@ -5442,6 +5011,7 @@
                 <w:szCs w:val="24"/>
                 <w:lang w:val="en-IN"/>
               </w:rPr>
+              <w:lastRenderedPageBreak/>
               <w:t>MAX(</w:t>
             </w:r>
             <w:proofErr w:type="gramEnd"/>
@@ -5500,7 +5070,6 @@
               </w:rPr>
               <w:t>MAX(</w:t>
             </w:r>
-            <w:proofErr w:type="spellStart"/>
             <w:proofErr w:type="gramEnd"/>
             <w:r>
               <w:rPr>
@@ -5508,16 +5077,7 @@
                 <w:szCs w:val="24"/>
                 <w:lang w:val="en-IN"/>
               </w:rPr>
-              <w:t>ticket_price</w:t>
-            </w:r>
-            <w:proofErr w:type="spellEnd"/>
-            <w:r>
-              <w:rPr>
-                <w:sz w:val="24"/>
-                <w:szCs w:val="24"/>
-                <w:lang w:val="en-IN"/>
-              </w:rPr>
-              <w:t>)</w:t>
+              <w:t>ticket_price)</w:t>
             </w:r>
           </w:p>
         </w:tc>
@@ -5601,7 +5161,6 @@
               </w:rPr>
               <w:t>MIN(</w:t>
             </w:r>
-            <w:proofErr w:type="spellStart"/>
             <w:proofErr w:type="gramEnd"/>
             <w:r>
               <w:rPr>
@@ -5609,16 +5168,7 @@
                 <w:szCs w:val="24"/>
                 <w:lang w:val="en-IN"/>
               </w:rPr>
-              <w:t>ticket_price</w:t>
-            </w:r>
-            <w:proofErr w:type="spellEnd"/>
-            <w:r>
-              <w:rPr>
-                <w:sz w:val="24"/>
-                <w:szCs w:val="24"/>
-                <w:lang w:val="en-IN"/>
-              </w:rPr>
-              <w:t>)</w:t>
+              <w:t>ticket_price)</w:t>
             </w:r>
           </w:p>
         </w:tc>
